--- a/ASSIGNMENT-10.1_2503A52410.docx
+++ b/ASSIGNMENT-10.1_2503A52410.docx
@@ -52,6 +52,59 @@
           <w:sz w:val="32"/>
           <w:szCs w:val="32"/>
         </w:rPr>
+        <w:t>Name: T. Anjali</w:t>
+      </w:r>
+    </w:p>
+    <w:p>
+      <w:pPr>
+        <w:rPr>
+          <w:sz w:val="32"/>
+          <w:szCs w:val="32"/>
+        </w:rPr>
+      </w:pPr>
+      <w:r>
+        <w:rPr>
+          <w:sz w:val="32"/>
+          <w:szCs w:val="32"/>
+        </w:rPr>
+        <w:t>Roll no: 2503A52410</w:t>
+      </w:r>
+    </w:p>
+    <w:p>
+      <w:pPr>
+        <w:rPr>
+          <w:sz w:val="32"/>
+          <w:szCs w:val="32"/>
+        </w:rPr>
+      </w:pPr>
+      <w:r>
+        <w:rPr>
+          <w:sz w:val="32"/>
+          <w:szCs w:val="32"/>
+        </w:rPr>
+        <w:t>Batch no: 14</w:t>
+      </w:r>
+    </w:p>
+    <w:p>
+      <w:pPr>
+        <w:rPr>
+          <w:sz w:val="32"/>
+          <w:szCs w:val="32"/>
+        </w:rPr>
+      </w:pPr>
+    </w:p>
+    <w:p>
+      <w:pPr>
+        <w:rPr>
+          <w:sz w:val="32"/>
+          <w:szCs w:val="32"/>
+        </w:rPr>
+      </w:pPr>
+      <w:r>
+        <w:rPr>
+          <w:sz w:val="32"/>
+          <w:szCs w:val="32"/>
+        </w:rPr>
         <w:t>Task Description #1 – Syntax and Logic Errors</w:t>
       </w:r>
     </w:p>
@@ -358,6 +411,7 @@
           <w:sz w:val="32"/>
           <w:szCs w:val="32"/>
         </w:rPr>
+        <w:lastRenderedPageBreak/>
         <w:t xml:space="preserve"> The program calculates the total marks using a for loop. It divides the total marks by the number of marks to find the average. Fixed the indentation error, corrected </w:t>
       </w:r>
       <w:proofErr w:type="spellStart"/>
@@ -405,7 +459,6 @@
           <w:sz w:val="32"/>
           <w:szCs w:val="32"/>
         </w:rPr>
-        <w:lastRenderedPageBreak/>
         <w:t>Output:</w:t>
       </w:r>
     </w:p>
@@ -718,7 +771,15 @@
           <w:sz w:val="32"/>
           <w:szCs w:val="32"/>
         </w:rPr>
-        <w:t xml:space="preserve"> Added proper spaces and line breaks to make the code readable and follow PEP 8 guidelines. Changed L and B to length and breadth for meaningful variable </w:t>
+        <w:t xml:space="preserve"> Added proper spaces and line breaks to make the code readable and follow PEP 8 guidelines. Changed L and B to length and breadth for </w:t>
+      </w:r>
+      <w:r>
+        <w:rPr>
+          <w:sz w:val="32"/>
+          <w:szCs w:val="32"/>
+        </w:rPr>
+        <w:lastRenderedPageBreak/>
+        <w:t xml:space="preserve">meaningful variable </w:t>
       </w:r>
       <w:proofErr w:type="spellStart"/>
       <w:proofErr w:type="gramStart"/>
@@ -830,7 +891,6 @@
           <w:sz w:val="32"/>
           <w:szCs w:val="32"/>
         </w:rPr>
-        <w:lastRenderedPageBreak/>
         <w:t>Task Description #3 – Readability Enhancement</w:t>
       </w:r>
     </w:p>
@@ -1175,6 +1235,7 @@
           <w:sz w:val="32"/>
           <w:szCs w:val="32"/>
         </w:rPr>
+        <w:lastRenderedPageBreak/>
         <w:t xml:space="preserve">Changed variable names (c, x, y, a, b) to descriptive names for better </w:t>
       </w:r>
       <w:proofErr w:type="spellStart"/>
@@ -1250,7 +1311,6 @@
           <w:sz w:val="32"/>
           <w:szCs w:val="32"/>
         </w:rPr>
-        <w:lastRenderedPageBreak/>
         <w:t>Output:</w:t>
       </w:r>
     </w:p>
@@ -1543,6 +1603,7 @@
           <w:sz w:val="32"/>
           <w:szCs w:val="32"/>
         </w:rPr>
+        <w:lastRenderedPageBreak/>
         <w:t xml:space="preserve">    </w:t>
       </w:r>
       <w:proofErr w:type="spellStart"/>
@@ -1680,7 +1741,6 @@
           <w:sz w:val="32"/>
           <w:szCs w:val="32"/>
         </w:rPr>
-        <w:lastRenderedPageBreak/>
         <w:t>Output:</w:t>
       </w:r>
     </w:p>
@@ -2107,304 +2167,304 @@
           <w:sz w:val="32"/>
           <w:szCs w:val="32"/>
         </w:rPr>
+        <w:t>Task Description #6 – Complexity Reduction</w:t>
+      </w:r>
+    </w:p>
+    <w:p>
+      <w:pPr>
+        <w:rPr>
+          <w:sz w:val="32"/>
+          <w:szCs w:val="32"/>
+        </w:rPr>
+      </w:pPr>
+      <w:r>
+        <w:rPr>
+          <w:sz w:val="32"/>
+          <w:szCs w:val="32"/>
+        </w:rPr>
+        <w:t>Prompt</w:t>
+      </w:r>
+      <w:r>
+        <w:rPr>
+          <w:sz w:val="32"/>
+          <w:szCs w:val="32"/>
+        </w:rPr>
+        <w:t>: Use AI to simplify overly complex logic.</w:t>
+      </w:r>
+    </w:p>
+    <w:p>
+      <w:pPr>
+        <w:rPr>
+          <w:sz w:val="32"/>
+          <w:szCs w:val="32"/>
+        </w:rPr>
+      </w:pPr>
+    </w:p>
+    <w:p>
+      <w:pPr>
+        <w:rPr>
+          <w:sz w:val="32"/>
+          <w:szCs w:val="32"/>
+        </w:rPr>
+      </w:pPr>
+      <w:r>
+        <w:rPr>
+          <w:sz w:val="32"/>
+          <w:szCs w:val="32"/>
+        </w:rPr>
+        <w:t>Input:</w:t>
+      </w:r>
+    </w:p>
+    <w:p>
+      <w:pPr>
+        <w:rPr>
+          <w:sz w:val="32"/>
+          <w:szCs w:val="32"/>
+        </w:rPr>
+      </w:pPr>
+    </w:p>
+    <w:p>
+      <w:pPr>
+        <w:rPr>
+          <w:sz w:val="32"/>
+          <w:szCs w:val="32"/>
+        </w:rPr>
+      </w:pPr>
+      <w:r>
+        <w:rPr>
+          <w:sz w:val="32"/>
+          <w:szCs w:val="32"/>
+        </w:rPr>
+        <w:t>def grade(score):</w:t>
+      </w:r>
+    </w:p>
+    <w:p>
+      <w:pPr>
+        <w:rPr>
+          <w:sz w:val="32"/>
+          <w:szCs w:val="32"/>
+        </w:rPr>
+      </w:pPr>
+      <w:r>
+        <w:rPr>
+          <w:sz w:val="32"/>
+          <w:szCs w:val="32"/>
+        </w:rPr>
+        <w:t xml:space="preserve">    if score &gt;= 90:</w:t>
+      </w:r>
+    </w:p>
+    <w:p>
+      <w:pPr>
+        <w:rPr>
+          <w:sz w:val="32"/>
+          <w:szCs w:val="32"/>
+        </w:rPr>
+      </w:pPr>
+      <w:r>
+        <w:rPr>
+          <w:sz w:val="32"/>
+          <w:szCs w:val="32"/>
+        </w:rPr>
+        <w:t xml:space="preserve">        return "A"</w:t>
+      </w:r>
+    </w:p>
+    <w:p>
+      <w:pPr>
+        <w:rPr>
+          <w:sz w:val="32"/>
+          <w:szCs w:val="32"/>
+        </w:rPr>
+      </w:pPr>
+      <w:r>
+        <w:rPr>
+          <w:sz w:val="32"/>
+          <w:szCs w:val="32"/>
+        </w:rPr>
+        <w:t xml:space="preserve">    </w:t>
+      </w:r>
+      <w:proofErr w:type="spellStart"/>
+      <w:r>
+        <w:rPr>
+          <w:sz w:val="32"/>
+          <w:szCs w:val="32"/>
+        </w:rPr>
+        <w:t>elif</w:t>
+      </w:r>
+      <w:proofErr w:type="spellEnd"/>
+      <w:r>
+        <w:rPr>
+          <w:sz w:val="32"/>
+          <w:szCs w:val="32"/>
+        </w:rPr>
+        <w:t xml:space="preserve"> score &gt;= 80:</w:t>
+      </w:r>
+    </w:p>
+    <w:p>
+      <w:pPr>
+        <w:rPr>
+          <w:sz w:val="32"/>
+          <w:szCs w:val="32"/>
+        </w:rPr>
+      </w:pPr>
+      <w:r>
+        <w:rPr>
+          <w:sz w:val="32"/>
+          <w:szCs w:val="32"/>
+        </w:rPr>
+        <w:t xml:space="preserve">        return "B"</w:t>
+      </w:r>
+    </w:p>
+    <w:p>
+      <w:pPr>
+        <w:rPr>
+          <w:sz w:val="32"/>
+          <w:szCs w:val="32"/>
+        </w:rPr>
+      </w:pPr>
+      <w:r>
+        <w:rPr>
+          <w:sz w:val="32"/>
+          <w:szCs w:val="32"/>
+        </w:rPr>
+        <w:t xml:space="preserve">    </w:t>
+      </w:r>
+      <w:proofErr w:type="spellStart"/>
+      <w:r>
+        <w:rPr>
+          <w:sz w:val="32"/>
+          <w:szCs w:val="32"/>
+        </w:rPr>
+        <w:t>elif</w:t>
+      </w:r>
+      <w:proofErr w:type="spellEnd"/>
+      <w:r>
+        <w:rPr>
+          <w:sz w:val="32"/>
+          <w:szCs w:val="32"/>
+        </w:rPr>
+        <w:t xml:space="preserve"> score &gt;= 70:</w:t>
+      </w:r>
+    </w:p>
+    <w:p>
+      <w:pPr>
+        <w:rPr>
+          <w:sz w:val="32"/>
+          <w:szCs w:val="32"/>
+        </w:rPr>
+      </w:pPr>
+      <w:r>
+        <w:rPr>
+          <w:sz w:val="32"/>
+          <w:szCs w:val="32"/>
+        </w:rPr>
+        <w:t xml:space="preserve">        return "C"</w:t>
+      </w:r>
+    </w:p>
+    <w:p>
+      <w:pPr>
+        <w:rPr>
+          <w:sz w:val="32"/>
+          <w:szCs w:val="32"/>
+        </w:rPr>
+      </w:pPr>
+      <w:r>
+        <w:rPr>
+          <w:sz w:val="32"/>
+          <w:szCs w:val="32"/>
+        </w:rPr>
+        <w:t xml:space="preserve">    </w:t>
+      </w:r>
+      <w:proofErr w:type="spellStart"/>
+      <w:r>
+        <w:rPr>
+          <w:sz w:val="32"/>
+          <w:szCs w:val="32"/>
+        </w:rPr>
+        <w:t>elif</w:t>
+      </w:r>
+      <w:proofErr w:type="spellEnd"/>
+      <w:r>
+        <w:rPr>
+          <w:sz w:val="32"/>
+          <w:szCs w:val="32"/>
+        </w:rPr>
+        <w:t xml:space="preserve"> score &gt;= 60:</w:t>
+      </w:r>
+    </w:p>
+    <w:p>
+      <w:pPr>
+        <w:rPr>
+          <w:sz w:val="32"/>
+          <w:szCs w:val="32"/>
+        </w:rPr>
+      </w:pPr>
+      <w:r>
+        <w:rPr>
+          <w:sz w:val="32"/>
+          <w:szCs w:val="32"/>
+        </w:rPr>
+        <w:t xml:space="preserve">        return "D"</w:t>
+      </w:r>
+    </w:p>
+    <w:p>
+      <w:pPr>
+        <w:rPr>
+          <w:sz w:val="32"/>
+          <w:szCs w:val="32"/>
+        </w:rPr>
+      </w:pPr>
+      <w:r>
+        <w:rPr>
+          <w:sz w:val="32"/>
+          <w:szCs w:val="32"/>
+        </w:rPr>
+        <w:t xml:space="preserve">    else:</w:t>
+      </w:r>
+    </w:p>
+    <w:p>
+      <w:pPr>
+        <w:rPr>
+          <w:sz w:val="32"/>
+          <w:szCs w:val="32"/>
+        </w:rPr>
+      </w:pPr>
+      <w:r>
+        <w:rPr>
+          <w:sz w:val="32"/>
+          <w:szCs w:val="32"/>
+        </w:rPr>
+        <w:t xml:space="preserve">        return "F"</w:t>
+      </w:r>
+    </w:p>
+    <w:p>
+      <w:pPr>
+        <w:rPr>
+          <w:sz w:val="32"/>
+          <w:szCs w:val="32"/>
+        </w:rPr>
+      </w:pPr>
+    </w:p>
+    <w:p>
+      <w:pPr>
+        <w:rPr>
+          <w:sz w:val="32"/>
+          <w:szCs w:val="32"/>
+        </w:rPr>
+      </w:pPr>
+    </w:p>
+    <w:p>
+      <w:pPr>
+        <w:rPr>
+          <w:sz w:val="32"/>
+          <w:szCs w:val="32"/>
+        </w:rPr>
+      </w:pPr>
+      <w:r>
+        <w:rPr>
+          <w:sz w:val="32"/>
+          <w:szCs w:val="32"/>
+        </w:rPr>
         <w:lastRenderedPageBreak/>
-        <w:t>Task Description #6 – Complexity Reduction</w:t>
-      </w:r>
-    </w:p>
-    <w:p>
-      <w:pPr>
-        <w:rPr>
-          <w:sz w:val="32"/>
-          <w:szCs w:val="32"/>
-        </w:rPr>
-      </w:pPr>
-      <w:r>
-        <w:rPr>
-          <w:sz w:val="32"/>
-          <w:szCs w:val="32"/>
-        </w:rPr>
-        <w:t>Prompt</w:t>
-      </w:r>
-      <w:r>
-        <w:rPr>
-          <w:sz w:val="32"/>
-          <w:szCs w:val="32"/>
-        </w:rPr>
-        <w:t>: Use AI to simplify overly complex logic.</w:t>
-      </w:r>
-    </w:p>
-    <w:p>
-      <w:pPr>
-        <w:rPr>
-          <w:sz w:val="32"/>
-          <w:szCs w:val="32"/>
-        </w:rPr>
-      </w:pPr>
-    </w:p>
-    <w:p>
-      <w:pPr>
-        <w:rPr>
-          <w:sz w:val="32"/>
-          <w:szCs w:val="32"/>
-        </w:rPr>
-      </w:pPr>
-      <w:r>
-        <w:rPr>
-          <w:sz w:val="32"/>
-          <w:szCs w:val="32"/>
-        </w:rPr>
-        <w:t>Input:</w:t>
-      </w:r>
-    </w:p>
-    <w:p>
-      <w:pPr>
-        <w:rPr>
-          <w:sz w:val="32"/>
-          <w:szCs w:val="32"/>
-        </w:rPr>
-      </w:pPr>
-    </w:p>
-    <w:p>
-      <w:pPr>
-        <w:rPr>
-          <w:sz w:val="32"/>
-          <w:szCs w:val="32"/>
-        </w:rPr>
-      </w:pPr>
-      <w:r>
-        <w:rPr>
-          <w:sz w:val="32"/>
-          <w:szCs w:val="32"/>
-        </w:rPr>
-        <w:t>def grade(score):</w:t>
-      </w:r>
-    </w:p>
-    <w:p>
-      <w:pPr>
-        <w:rPr>
-          <w:sz w:val="32"/>
-          <w:szCs w:val="32"/>
-        </w:rPr>
-      </w:pPr>
-      <w:r>
-        <w:rPr>
-          <w:sz w:val="32"/>
-          <w:szCs w:val="32"/>
-        </w:rPr>
-        <w:t xml:space="preserve">    if score &gt;= 90:</w:t>
-      </w:r>
-    </w:p>
-    <w:p>
-      <w:pPr>
-        <w:rPr>
-          <w:sz w:val="32"/>
-          <w:szCs w:val="32"/>
-        </w:rPr>
-      </w:pPr>
-      <w:r>
-        <w:rPr>
-          <w:sz w:val="32"/>
-          <w:szCs w:val="32"/>
-        </w:rPr>
-        <w:t xml:space="preserve">        return "A"</w:t>
-      </w:r>
-    </w:p>
-    <w:p>
-      <w:pPr>
-        <w:rPr>
-          <w:sz w:val="32"/>
-          <w:szCs w:val="32"/>
-        </w:rPr>
-      </w:pPr>
-      <w:r>
-        <w:rPr>
-          <w:sz w:val="32"/>
-          <w:szCs w:val="32"/>
-        </w:rPr>
-        <w:t xml:space="preserve">    </w:t>
-      </w:r>
-      <w:proofErr w:type="spellStart"/>
-      <w:r>
-        <w:rPr>
-          <w:sz w:val="32"/>
-          <w:szCs w:val="32"/>
-        </w:rPr>
-        <w:t>elif</w:t>
-      </w:r>
-      <w:proofErr w:type="spellEnd"/>
-      <w:r>
-        <w:rPr>
-          <w:sz w:val="32"/>
-          <w:szCs w:val="32"/>
-        </w:rPr>
-        <w:t xml:space="preserve"> score &gt;= 80:</w:t>
-      </w:r>
-    </w:p>
-    <w:p>
-      <w:pPr>
-        <w:rPr>
-          <w:sz w:val="32"/>
-          <w:szCs w:val="32"/>
-        </w:rPr>
-      </w:pPr>
-      <w:r>
-        <w:rPr>
-          <w:sz w:val="32"/>
-          <w:szCs w:val="32"/>
-        </w:rPr>
-        <w:t xml:space="preserve">        return "B"</w:t>
-      </w:r>
-    </w:p>
-    <w:p>
-      <w:pPr>
-        <w:rPr>
-          <w:sz w:val="32"/>
-          <w:szCs w:val="32"/>
-        </w:rPr>
-      </w:pPr>
-      <w:r>
-        <w:rPr>
-          <w:sz w:val="32"/>
-          <w:szCs w:val="32"/>
-        </w:rPr>
-        <w:t xml:space="preserve">    </w:t>
-      </w:r>
-      <w:proofErr w:type="spellStart"/>
-      <w:r>
-        <w:rPr>
-          <w:sz w:val="32"/>
-          <w:szCs w:val="32"/>
-        </w:rPr>
-        <w:t>elif</w:t>
-      </w:r>
-      <w:proofErr w:type="spellEnd"/>
-      <w:r>
-        <w:rPr>
-          <w:sz w:val="32"/>
-          <w:szCs w:val="32"/>
-        </w:rPr>
-        <w:t xml:space="preserve"> score &gt;= 70:</w:t>
-      </w:r>
-    </w:p>
-    <w:p>
-      <w:pPr>
-        <w:rPr>
-          <w:sz w:val="32"/>
-          <w:szCs w:val="32"/>
-        </w:rPr>
-      </w:pPr>
-      <w:r>
-        <w:rPr>
-          <w:sz w:val="32"/>
-          <w:szCs w:val="32"/>
-        </w:rPr>
-        <w:t xml:space="preserve">        return "C"</w:t>
-      </w:r>
-    </w:p>
-    <w:p>
-      <w:pPr>
-        <w:rPr>
-          <w:sz w:val="32"/>
-          <w:szCs w:val="32"/>
-        </w:rPr>
-      </w:pPr>
-      <w:r>
-        <w:rPr>
-          <w:sz w:val="32"/>
-          <w:szCs w:val="32"/>
-        </w:rPr>
-        <w:t xml:space="preserve">    </w:t>
-      </w:r>
-      <w:proofErr w:type="spellStart"/>
-      <w:r>
-        <w:rPr>
-          <w:sz w:val="32"/>
-          <w:szCs w:val="32"/>
-        </w:rPr>
-        <w:t>elif</w:t>
-      </w:r>
-      <w:proofErr w:type="spellEnd"/>
-      <w:r>
-        <w:rPr>
-          <w:sz w:val="32"/>
-          <w:szCs w:val="32"/>
-        </w:rPr>
-        <w:t xml:space="preserve"> score &gt;= 60:</w:t>
-      </w:r>
-    </w:p>
-    <w:p>
-      <w:pPr>
-        <w:rPr>
-          <w:sz w:val="32"/>
-          <w:szCs w:val="32"/>
-        </w:rPr>
-      </w:pPr>
-      <w:r>
-        <w:rPr>
-          <w:sz w:val="32"/>
-          <w:szCs w:val="32"/>
-        </w:rPr>
-        <w:t xml:space="preserve">        return "D"</w:t>
-      </w:r>
-    </w:p>
-    <w:p>
-      <w:pPr>
-        <w:rPr>
-          <w:sz w:val="32"/>
-          <w:szCs w:val="32"/>
-        </w:rPr>
-      </w:pPr>
-      <w:r>
-        <w:rPr>
-          <w:sz w:val="32"/>
-          <w:szCs w:val="32"/>
-        </w:rPr>
-        <w:t xml:space="preserve">    else:</w:t>
-      </w:r>
-    </w:p>
-    <w:p>
-      <w:pPr>
-        <w:rPr>
-          <w:sz w:val="32"/>
-          <w:szCs w:val="32"/>
-        </w:rPr>
-      </w:pPr>
-      <w:r>
-        <w:rPr>
-          <w:sz w:val="32"/>
-          <w:szCs w:val="32"/>
-        </w:rPr>
-        <w:t xml:space="preserve">        return "F"</w:t>
-      </w:r>
-    </w:p>
-    <w:p>
-      <w:pPr>
-        <w:rPr>
-          <w:sz w:val="32"/>
-          <w:szCs w:val="32"/>
-        </w:rPr>
-      </w:pPr>
-    </w:p>
-    <w:p>
-      <w:pPr>
-        <w:rPr>
-          <w:sz w:val="32"/>
-          <w:szCs w:val="32"/>
-        </w:rPr>
-      </w:pPr>
-    </w:p>
-    <w:p>
-      <w:pPr>
-        <w:rPr>
-          <w:sz w:val="32"/>
-          <w:szCs w:val="32"/>
-        </w:rPr>
-      </w:pPr>
-      <w:r>
-        <w:rPr>
-          <w:sz w:val="32"/>
-          <w:szCs w:val="32"/>
-        </w:rPr>
         <w:t>print(</w:t>
       </w:r>
       <w:proofErr w:type="gramStart"/>
@@ -2522,7 +2582,6 @@
           <w:sz w:val="32"/>
           <w:szCs w:val="32"/>
         </w:rPr>
-        <w:lastRenderedPageBreak/>
         <w:t>Output:</w:t>
       </w:r>
     </w:p>
